--- a/docs/opticon/Tapestry_Scope_of_Services_v8_tracked.docx
+++ b/docs/opticon/Tapestry_Scope_of_Services_v8_tracked.docx
@@ -3214,15 +3214,28 @@
       <w:pPr>
         <w:spacing w:after="0"/>
       </w:pPr>
-      <w:r>
-        <w:rPr>
-          <w:rFonts w:ascii="Arial" w:hAnsi="Arial"/>
-          <w:i/>
-          <w:color w:val="5A6472"/>
-          <w:sz w:val="18"/>
-        </w:rPr>
-        <w:t>Field to complete before issue: launch brand.</w:t>
-      </w:r>
+      <w:del w:id="9001" w:author="Optimizely Delivery" w:date="2026-09-02T00:00:00Z">
+        <w:r>
+          <w:rPr>
+            <w:rFonts w:ascii="Arial" w:hAnsi="Arial"/>
+            <w:i/>
+            <w:color w:val="5A6472"/>
+            <w:sz w:val="18"/>
+          </w:rPr>
+          <w:delText xml:space="preserve">Field to complete before issue: launch brand.</w:delText>
+        </w:r>
+      </w:del>
+      <w:ins w:id="9002" w:author="Optimizely Delivery" w:date="2026-09-02T00:00:00Z">
+        <w:r>
+          <w:rPr>
+            <w:rFonts w:ascii="Arial" w:hAnsi="Arial"/>
+            <w:i/>
+            <w:color w:val="5A6472"/>
+            <w:sz w:val="18"/>
+          </w:rPr>
+          <w:t xml:space="preserve">Launch brand: Coach.</w:t>
+        </w:r>
+      </w:ins>
     </w:p>
     <w:sectPr>
       <w:pgSz w:w="12240" w:h="15840"/>
